--- a/public/doc-templates/KP/perpanjangan-kp.docx
+++ b/public/doc-templates/KP/perpanjangan-kp.docx
@@ -3589,7 +3589,19 @@
         <w:rPr>
           <w:rFonts w:ascii="Times New Roman" w:hAnsi="Times New Roman" w:cs="Times New Roman"/>
         </w:rPr>
-        <w:t xml:space="preserve"> Teknik </w:t>
+        <w:t xml:space="preserve"> </w:t>
+      </w:r>
+      <w:r>
+        <w:rPr>
+          <w:rFonts w:ascii="Times New Roman" w:hAnsi="Times New Roman" w:cs="Times New Roman"/>
+        </w:rPr>
+        <w:t xml:space="preserve">S1 </w:t>
+      </w:r>
+      <w:r>
+        <w:rPr>
+          <w:rFonts w:ascii="Times New Roman" w:hAnsi="Times New Roman" w:cs="Times New Roman"/>
+        </w:rPr>
+        <w:t xml:space="preserve">Teknik </w:t>
       </w:r>
       <w:proofErr w:type="spellStart"/>
       <w:r>
@@ -3947,25 +3959,7 @@
         <w:sz w:val="18"/>
         <w:szCs w:val="18"/>
       </w:rPr>
-      <w:t xml:space="preserve"> </w:t>
-    </w:r>
-    <w:proofErr w:type="spellStart"/>
-    <w:r>
-      <w:rPr>
-        <w:rFonts w:ascii="Times New Roman" w:hAnsi="Times New Roman" w:cs="Times New Roman"/>
-        <w:sz w:val="18"/>
-        <w:szCs w:val="18"/>
-      </w:rPr>
-      <w:t>tgl</w:t>
-    </w:r>
-    <w:proofErr w:type="spellEnd"/>
-    <w:r>
-      <w:rPr>
-        <w:rFonts w:ascii="Times New Roman" w:hAnsi="Times New Roman" w:cs="Times New Roman"/>
-        <w:sz w:val="18"/>
-        <w:szCs w:val="18"/>
-      </w:rPr>
-      <w:t xml:space="preserve">: </w:t>
+      <w:t xml:space="preserve"> tgl: </w:t>
     </w:r>
     <w:r>
       <w:rPr>

--- a/public/doc-templates/KP/perpanjangan-kp.docx
+++ b/public/doc-templates/KP/perpanjangan-kp.docx
@@ -2120,7 +2120,7 @@
                 <w:szCs w:val="24"/>
                 <w:u w:val="single"/>
               </w:rPr>
-              <w:t>{nama_dosen1}</w:t>
+              <w:t xml:space="preserve">{nama_pembimbing}</w:t>
             </w:r>
           </w:p>
           <w:p>
@@ -2150,7 +2150,7 @@
                 <w:sz w:val="24"/>
                 <w:szCs w:val="24"/>
               </w:rPr>
-              <w:t>{nip1}</w:t>
+              <w:t xml:space="preserve">{nip_pembimbing}</w:t>
             </w:r>
           </w:p>
         </w:tc>
@@ -2497,7 +2497,7 @@
           <w:sz w:val="24"/>
           <w:szCs w:val="24"/>
         </w:rPr>
-        <w:t>{nama_dosen1}</w:t>
+        <w:t xml:space="preserve">{nama_pembimbing}</w:t>
       </w:r>
     </w:p>
     <w:p>
@@ -2556,7 +2556,7 @@
           <w:sz w:val="24"/>
           <w:szCs w:val="24"/>
         </w:rPr>
-        <w:t>{nip1}</w:t>
+        <w:t xml:space="preserve">{nip_pembimbing}</w:t>
       </w:r>
     </w:p>
     <w:tbl>

--- a/public/doc-templates/KP/perpanjangan-kp.docx
+++ b/public/doc-templates/KP/perpanjangan-kp.docx
@@ -111,7 +111,33 @@
           <w:sz w:val="24"/>
           <w:szCs w:val="24"/>
         </w:rPr>
-        <w:t>: Nota Dinas</w:t>
+        <w:t xml:space="preserve">: </w:t>
+      </w:r>
+      <w:r>
+        <w:rPr>
+          <w:rFonts w:ascii="Times New Roman" w:hAnsi="Times New Roman" w:cs="Times New Roman"/>
+          <w:sz w:val="24"/>
+          <w:szCs w:val="24"/>
+        </w:rPr>
+        <w:t>{</w:t>
+      </w:r>
+      <w:proofErr w:type="spellStart"/>
+      <w:r>
+        <w:rPr>
+          <w:rFonts w:ascii="Times New Roman" w:hAnsi="Times New Roman" w:cs="Times New Roman"/>
+          <w:sz w:val="24"/>
+          <w:szCs w:val="24"/>
+        </w:rPr>
+        <w:t>no_surat</w:t>
+      </w:r>
+      <w:proofErr w:type="spellEnd"/>
+      <w:r>
+        <w:rPr>
+          <w:rFonts w:ascii="Times New Roman" w:hAnsi="Times New Roman" w:cs="Times New Roman"/>
+          <w:sz w:val="24"/>
+          <w:szCs w:val="24"/>
+        </w:rPr>
+        <w:t>}</w:t>
       </w:r>
     </w:p>
     <w:p>
@@ -658,6 +684,7 @@
         <w:t xml:space="preserve"> </w:t>
       </w:r>
       <w:proofErr w:type="spellStart"/>
+      <w:proofErr w:type="gramStart"/>
       <w:r>
         <w:rPr>
           <w:rFonts w:ascii="Times New Roman" w:hAnsi="Times New Roman" w:cs="Times New Roman"/>
@@ -673,7 +700,16 @@
           <w:sz w:val="24"/>
           <w:szCs w:val="24"/>
         </w:rPr>
-        <w:t xml:space="preserve"> : </w:t>
+        <w:t xml:space="preserve"> :</w:t>
+      </w:r>
+      <w:proofErr w:type="gramEnd"/>
+      <w:r>
+        <w:rPr>
+          <w:rFonts w:ascii="Times New Roman" w:hAnsi="Times New Roman" w:cs="Times New Roman"/>
+          <w:sz w:val="24"/>
+          <w:szCs w:val="24"/>
+        </w:rPr>
+        <w:t xml:space="preserve"> </w:t>
       </w:r>
     </w:p>
     <w:p>
@@ -2120,7 +2156,27 @@
                 <w:szCs w:val="24"/>
                 <w:u w:val="single"/>
               </w:rPr>
-              <w:t xml:space="preserve">{nama_pembimbing}</w:t>
+              <w:t>{</w:t>
+            </w:r>
+            <w:proofErr w:type="spellStart"/>
+            <w:r>
+              <w:rPr>
+                <w:rFonts w:ascii="Times New Roman" w:hAnsi="Times New Roman" w:cs="Times New Roman"/>
+                <w:sz w:val="24"/>
+                <w:szCs w:val="24"/>
+                <w:u w:val="single"/>
+              </w:rPr>
+              <w:t>nama_pembimbing</w:t>
+            </w:r>
+            <w:proofErr w:type="spellEnd"/>
+            <w:r>
+              <w:rPr>
+                <w:rFonts w:ascii="Times New Roman" w:hAnsi="Times New Roman" w:cs="Times New Roman"/>
+                <w:sz w:val="24"/>
+                <w:szCs w:val="24"/>
+                <w:u w:val="single"/>
+              </w:rPr>
+              <w:t>}</w:t>
             </w:r>
           </w:p>
           <w:p>
@@ -2150,7 +2206,25 @@
                 <w:sz w:val="24"/>
                 <w:szCs w:val="24"/>
               </w:rPr>
-              <w:t xml:space="preserve">{nip_pembimbing}</w:t>
+              <w:t>{</w:t>
+            </w:r>
+            <w:proofErr w:type="spellStart"/>
+            <w:r>
+              <w:rPr>
+                <w:rFonts w:ascii="Times New Roman" w:hAnsi="Times New Roman" w:cs="Times New Roman"/>
+                <w:sz w:val="24"/>
+                <w:szCs w:val="24"/>
+              </w:rPr>
+              <w:t>nip_pembimbing</w:t>
+            </w:r>
+            <w:proofErr w:type="spellEnd"/>
+            <w:r>
+              <w:rPr>
+                <w:rFonts w:ascii="Times New Roman" w:hAnsi="Times New Roman" w:cs="Times New Roman"/>
+                <w:sz w:val="24"/>
+                <w:szCs w:val="24"/>
+              </w:rPr>
+              <w:t>}</w:t>
             </w:r>
           </w:p>
         </w:tc>
@@ -2227,7 +2301,16 @@
           <w:sz w:val="24"/>
           <w:szCs w:val="24"/>
         </w:rPr>
-        <w:t xml:space="preserve">No:  </w:t>
+        <w:t>No</w:t>
+      </w:r>
+      <w:proofErr w:type="gramStart"/>
+      <w:r>
+        <w:rPr>
+          <w:rFonts w:ascii="Times New Roman" w:hAnsi="Times New Roman" w:cs="Times New Roman"/>
+          <w:sz w:val="24"/>
+          <w:szCs w:val="24"/>
+        </w:rPr>
+        <w:t xml:space="preserve">:  </w:t>
       </w:r>
       <w:r>
         <w:rPr>
@@ -2238,6 +2321,7 @@
         <w:t>{</w:t>
       </w:r>
       <w:proofErr w:type="spellStart"/>
+      <w:proofErr w:type="gramEnd"/>
       <w:r>
         <w:rPr>
           <w:rFonts w:ascii="Times New Roman" w:hAnsi="Times New Roman" w:cs="Times New Roman"/>
@@ -2497,7 +2581,25 @@
           <w:sz w:val="24"/>
           <w:szCs w:val="24"/>
         </w:rPr>
-        <w:t xml:space="preserve">{nama_pembimbing}</w:t>
+        <w:t>{</w:t>
+      </w:r>
+      <w:proofErr w:type="spellStart"/>
+      <w:r>
+        <w:rPr>
+          <w:rFonts w:ascii="Times New Roman" w:hAnsi="Times New Roman" w:cs="Times New Roman"/>
+          <w:sz w:val="24"/>
+          <w:szCs w:val="24"/>
+        </w:rPr>
+        <w:t>nama_pembimbing</w:t>
+      </w:r>
+      <w:proofErr w:type="spellEnd"/>
+      <w:r>
+        <w:rPr>
+          <w:rFonts w:ascii="Times New Roman" w:hAnsi="Times New Roman" w:cs="Times New Roman"/>
+          <w:sz w:val="24"/>
+          <w:szCs w:val="24"/>
+        </w:rPr>
+        <w:t>}</w:t>
       </w:r>
     </w:p>
     <w:p>
@@ -2556,7 +2658,25 @@
           <w:sz w:val="24"/>
           <w:szCs w:val="24"/>
         </w:rPr>
-        <w:t xml:space="preserve">{nip_pembimbing}</w:t>
+        <w:t>{</w:t>
+      </w:r>
+      <w:proofErr w:type="spellStart"/>
+      <w:r>
+        <w:rPr>
+          <w:rFonts w:ascii="Times New Roman" w:hAnsi="Times New Roman" w:cs="Times New Roman"/>
+          <w:sz w:val="24"/>
+          <w:szCs w:val="24"/>
+        </w:rPr>
+        <w:t>nip_pembimbing</w:t>
+      </w:r>
+      <w:proofErr w:type="spellEnd"/>
+      <w:r>
+        <w:rPr>
+          <w:rFonts w:ascii="Times New Roman" w:hAnsi="Times New Roman" w:cs="Times New Roman"/>
+          <w:sz w:val="24"/>
+          <w:szCs w:val="24"/>
+        </w:rPr>
+        <w:t>}</w:t>
       </w:r>
     </w:p>
     <w:tbl>
@@ -2628,7 +2748,16 @@
                 <w:sz w:val="24"/>
                 <w:szCs w:val="24"/>
               </w:rPr>
-              <w:t xml:space="preserve">          </w:t>
+              <w:t xml:space="preserve">        </w:t>
+            </w:r>
+            <w:proofErr w:type="gramStart"/>
+            <w:r>
+              <w:rPr>
+                <w:rFonts w:ascii="Times New Roman" w:hAnsi="Times New Roman" w:cs="Times New Roman"/>
+                <w:sz w:val="24"/>
+                <w:szCs w:val="24"/>
+              </w:rPr>
+              <w:t xml:space="preserve">  </w:t>
             </w:r>
             <w:r>
               <w:rPr>
@@ -2638,6 +2767,7 @@
               </w:rPr>
               <w:t>:</w:t>
             </w:r>
+            <w:proofErr w:type="gramEnd"/>
           </w:p>
         </w:tc>
         <w:tc>
@@ -3507,6 +3637,76 @@
           <w:szCs w:val="24"/>
         </w:rPr>
       </w:pPr>
+      <w:r>
+        <w:rPr>
+          <w:rFonts w:ascii="Times New Roman" w:hAnsi="Times New Roman" w:cs="Times New Roman"/>
+          <w:noProof/>
+          <w:sz w:val="24"/>
+          <w:szCs w:val="24"/>
+        </w:rPr>
+        <w:drawing>
+          <wp:anchor distT="0" distB="0" distL="114300" distR="114300" simplePos="0" relativeHeight="251658240" behindDoc="0" locked="0" layoutInCell="1" allowOverlap="1" wp14:anchorId="245B9C2C" wp14:editId="018B1948">
+            <wp:simplePos x="0" y="0"/>
+            <wp:positionH relativeFrom="column">
+              <wp:posOffset>-108557</wp:posOffset>
+            </wp:positionH>
+            <wp:positionV relativeFrom="paragraph">
+              <wp:posOffset>228600</wp:posOffset>
+            </wp:positionV>
+            <wp:extent cx="1823085" cy="1823085"/>
+            <wp:effectExtent l="0" t="0" r="5715" b="5715"/>
+            <wp:wrapNone/>
+            <wp:docPr id="331687095" name="Picture 2" descr="qr-verifikasi"/>
+            <wp:cNvGraphicFramePr>
+              <a:graphicFrameLocks xmlns:a="http://schemas.openxmlformats.org/drawingml/2006/main" noChangeAspect="1"/>
+            </wp:cNvGraphicFramePr>
+            <a:graphic xmlns:a="http://schemas.openxmlformats.org/drawingml/2006/main">
+              <a:graphicData uri="http://schemas.openxmlformats.org/drawingml/2006/picture">
+                <pic:pic xmlns:pic="http://schemas.openxmlformats.org/drawingml/2006/picture">
+                  <pic:nvPicPr>
+                    <pic:cNvPr id="331687095" name="Picture 2" descr="qr-verifikasi"/>
+                    <pic:cNvPicPr>
+                      <a:picLocks noChangeAspect="1" noChangeArrowheads="1"/>
+                    </pic:cNvPicPr>
+                  </pic:nvPicPr>
+                  <pic:blipFill>
+                    <a:blip r:embed="rId9" cstate="print">
+                      <a:extLst>
+                        <a:ext uri="{28A0092B-C50C-407E-A947-70E740481C1C}">
+                          <a14:useLocalDpi xmlns:a14="http://schemas.microsoft.com/office/drawing/2010/main" val="0"/>
+                        </a:ext>
+                      </a:extLst>
+                    </a:blip>
+                    <a:srcRect/>
+                    <a:stretch>
+                      <a:fillRect/>
+                    </a:stretch>
+                  </pic:blipFill>
+                  <pic:spPr bwMode="auto">
+                    <a:xfrm>
+                      <a:off x="0" y="0"/>
+                      <a:ext cx="1823085" cy="1823085"/>
+                    </a:xfrm>
+                    <a:prstGeom prst="rect">
+                      <a:avLst/>
+                    </a:prstGeom>
+                    <a:noFill/>
+                    <a:ln>
+                      <a:noFill/>
+                    </a:ln>
+                  </pic:spPr>
+                </pic:pic>
+              </a:graphicData>
+            </a:graphic>
+            <wp14:sizeRelH relativeFrom="margin">
+              <wp14:pctWidth>0</wp14:pctWidth>
+            </wp14:sizeRelH>
+            <wp14:sizeRelV relativeFrom="margin">
+              <wp14:pctHeight>0</wp14:pctHeight>
+            </wp14:sizeRelV>
+          </wp:anchor>
+        </w:drawing>
+      </w:r>
     </w:p>
     <w:p>
       <w:pPr>
@@ -3959,7 +4159,25 @@
         <w:sz w:val="18"/>
         <w:szCs w:val="18"/>
       </w:rPr>
-      <w:t xml:space="preserve"> tgl: </w:t>
+      <w:t xml:space="preserve"> </w:t>
+    </w:r>
+    <w:proofErr w:type="spellStart"/>
+    <w:r>
+      <w:rPr>
+        <w:rFonts w:ascii="Times New Roman" w:hAnsi="Times New Roman" w:cs="Times New Roman"/>
+        <w:sz w:val="18"/>
+        <w:szCs w:val="18"/>
+      </w:rPr>
+      <w:t>tgl</w:t>
+    </w:r>
+    <w:proofErr w:type="spellEnd"/>
+    <w:r>
+      <w:rPr>
+        <w:rFonts w:ascii="Times New Roman" w:hAnsi="Times New Roman" w:cs="Times New Roman"/>
+        <w:sz w:val="18"/>
+        <w:szCs w:val="18"/>
+      </w:rPr>
+      <w:t xml:space="preserve">: </w:t>
     </w:r>
     <w:r>
       <w:rPr>
